--- a/G2_Methoden_und_Kapselung/P1_G2_Themen-Planungsdokument_Luca_Kiril.docx
+++ b/G2_Methoden_und_Kapselung/P1_G2_Themen-Planungsdokument_Luca_Kiril.docx
@@ -1231,7 +1231,7 @@
           </w:tcPr>
           <w:p>
             <w:r>
-              <w:t>Je zwei Konstruktoren pro Klasse ergänzt und Objekte über beide Varianten erzeugt.</w:t>
+              <w:t>Konstruktoren mit Überladung beim Fahrschüler ergänzt und Objekte über beide Varianten erzeugt.</w:t>
             </w:r>
           </w:p>
         </w:tc>
@@ -1273,7 +1273,7 @@
           </w:tcPr>
           <w:p>
             <w:r>
-              <w:t>Konto mit privater Transaktionsliste gebaut, die Liste im Konstruktor initialisiert, Einzahlen und Abheben legen automatisch eine Transaktion an. Mit gültigen und ungültigen Beträgen getestet und das Muster auf Tier und Fütterungen übertragen.</w:t>
+              <w:t>Konto mit privater Transaktionsliste gebaut, die Liste im Konstruktor initialisiert, Einzahlen und Abheben buchen automatisch. Mit gültigen und ungültigen Beträgen getestet.</w:t>
             </w:r>
           </w:p>
         </w:tc>
@@ -1409,7 +1409,7 @@
           </w:tcPr>
           <w:p>
             <w:r>
-              <w:t>Bei G1 verwies ein Beleg auf ein verwandtes, aber anderes Thema. Ein Beleg muss das Ziel vollständig treffen, nicht nur ungefähr dazu passen.</w:t>
+              <w:t>Bei G1 verwies ein Beleg auf ein verwandtes, aber anderes Thema. Ein Beleg muss das Ziel vollständig treffen, nicht nur ungefähr dazu passen. Beim Prüfen fiel auf, dass unser Beleg zu den Konstruktoren nicht mehr zum Code passte.</w:t>
             </w:r>
           </w:p>
         </w:tc>
@@ -1420,6 +1420,132 @@
           <w:p>
             <w:r>
               <w:t>Dokument abgeben.</w:t>
+            </w:r>
+          </w:p>
+        </w:tc>
+      </w:tr>
+      <w:tr>
+        <w:tc>
+          <w:tcPr>
+            <w:tcW w:w="0" w:type="auto"/>
+          </w:tcPr>
+          <w:p>
+            <w:r>
+              <w:t>07.10.2026</w:t>
+            </w:r>
+          </w:p>
+        </w:tc>
+        <w:tc>
+          <w:tcPr>
+            <w:tcW w:w="0" w:type="auto"/>
+          </w:tcPr>
+          <w:p>
+            <w:r>
+              <w:t>Jeden Menüpunkt einzeln durchgegangen und die Konsolenausgabe überarbeitet, damit sie einen Ablauf zeigt statt einer Liste von Methodenaufrufen.</w:t>
+            </w:r>
+          </w:p>
+        </w:tc>
+        <w:tc>
+          <w:tcPr>
+            <w:tcW w:w="0" w:type="auto"/>
+          </w:tcPr>
+          <w:p>
+            <w:r>
+              <w:t>Unsere Ausgabe behauptete Dinge, die sie nicht geprüft hatte, etwa dass einem Schüler noch Angaben fehlen. Jetzt fragt die Ausgabe das Objekt und schreibt nur, was wirklich fehlt.</w:t>
+            </w:r>
+          </w:p>
+        </w:tc>
+        <w:tc>
+          <w:tcPr>
+            <w:tcW w:w="0" w:type="auto"/>
+          </w:tcPr>
+          <w:p>
+            <w:r>
+              <w:t>Projekt auf ungenutzten Code prüfen.</w:t>
+            </w:r>
+          </w:p>
+        </w:tc>
+      </w:tr>
+      <w:tr>
+        <w:tc>
+          <w:tcPr>
+            <w:tcW w:w="0" w:type="auto"/>
+          </w:tcPr>
+          <w:p>
+            <w:r>
+              <w:t>07.10.2026</w:t>
+            </w:r>
+          </w:p>
+        </w:tc>
+        <w:tc>
+          <w:tcPr>
+            <w:tcW w:w="0" w:type="auto"/>
+          </w:tcPr>
+          <w:p>
+            <w:r>
+              <w:t>Jede öffentliche Methode, jeden Konstruktor und jede Eigenschaft daraufhin geprüft, ob sie irgendwo aufgerufen wird. Was nie benutzt wurde, ist entfernt oder sinnvoll eingebaut worden.</w:t>
+            </w:r>
+          </w:p>
+        </w:tc>
+        <w:tc>
+          <w:tcPr>
+            <w:tcW w:w="0" w:type="auto"/>
+          </w:tcPr>
+          <w:p>
+            <w:r>
+              <w:t>Unser erster Suchlauf zählte Methodennamen über alle Klassen hinweg und übersah deshalb tote Methoden mit gleichem Namen. Erst die Prüfung pro Klasse brachte sie ans Licht. Ausserdem wird beim Löschen weiterer Code frei, man muss mehrmals durchgehen.</w:t>
+            </w:r>
+          </w:p>
+        </w:tc>
+        <w:tc>
+          <w:tcPr>
+            <w:tcW w:w="0" w:type="auto"/>
+          </w:tcPr>
+          <w:p>
+            <w:r>
+              <w:t>Das zweite Beispiel zur 1-m-Beziehung überdenken.</w:t>
+            </w:r>
+          </w:p>
+        </w:tc>
+      </w:tr>
+      <w:tr>
+        <w:tc>
+          <w:tcPr>
+            <w:tcW w:w="0" w:type="auto"/>
+          </w:tcPr>
+          <w:p>
+            <w:r>
+              <w:t>07.10.2026</w:t>
+            </w:r>
+          </w:p>
+        </w:tc>
+        <w:tc>
+          <w:tcPr>
+            <w:tcW w:w="0" w:type="auto"/>
+          </w:tcPr>
+          <w:p>
+            <w:r>
+              <w:t>Die 1-m-Beziehung vom Tier mit seinen Fütterungen auf den Fahrschüler mit seinen Fahrstunden umgestellt. Der Zähler für absolvierte Stunden ist einer privaten Liste gewichen.</w:t>
+            </w:r>
+          </w:p>
+        </w:tc>
+        <w:tc>
+          <w:tcPr>
+            <w:tcW w:w="0" w:type="auto"/>
+          </w:tcPr>
+          <w:p>
+            <w:r>
+              <w:t>Das Tier stammte aus dem Zoo von G1 und stand in G2 ohne Zusammenhang da. Am eigenen Fallbeispiel ist dasselbe Muster sofort einleuchtend, und die Anzahl Stunden sowie die Frage nach der Autobahnfahrt ergeben sich jetzt aus der Liste.</w:t>
+            </w:r>
+          </w:p>
+        </w:tc>
+        <w:tc>
+          <w:tcPr>
+            <w:tcW w:w="0" w:type="auto"/>
+          </w:tcPr>
+          <w:p>
+            <w:r>
+              <w:t>Dokument nachführen und abgeben.</w:t>
             </w:r>
           </w:p>
         </w:tc>
@@ -1712,7 +1838,7 @@
           </w:tcPr>
           <w:p>
             <w:r>
-              <w:t>Fahrschueler, Fahrlehrer, Fahrzeug und Fahrschule haben je zwei Konstruktoren, der lange ruft den kurzen mit this auf. Menüpunkt 2 erzeugt von jeder Klasse ein Objekt über beide Varianten. Gegenüber dem Objekt-Initializer aus G1 erzwingt der Konstruktor die Pflichtwerte schon beim Erzeugen, sodass kein halb gefülltes Objekt entstehen kann und die Prüfungen automatisch mitlaufen.</w:t>
+              <w:t>Der Fahrschüler hat zwei Konstruktoren, der lange ruft den kurzen mit this auf. Menüpunkt 2 legt über die kurze Variante eine telefonische Anmeldung an und über die lange eine vollständige. Dasselbe Muster nutzen Einzahlen und Abheben beim Konto, einmal mit und einmal ohne Datum. Gegenüber dem Objekt-Initializer aus G1 erzwingt der Konstruktor die Pflichtwerte schon beim Erzeugen, sodass kein halb gefülltes Objekt entstehen kann und die Prüfungen automatisch mitlaufen.</w:t>
             </w:r>
           </w:p>
         </w:tc>
@@ -1744,7 +1870,7 @@
           </w:tcPr>
           <w:p>
             <w:r>
-              <w:t>Klasse Bankkonto mit privatem Saldo und privater Transaktionsliste. Menüpunkt 4 zeigt, dass ein Betrag von null, ein negativer Betrag und ein zu hoher Bezug abgewiesen werden und der Saldo dabei unverändert bleibt. Menüpunkt 5 benennt das Geheimnis der Klasse Fahrzeug in Worten: der Kilometerstand kann über KilometerFahren nur wachsen, während ein öffentliches Feld jeden Wert angenommen hätte.</w:t>
+              <w:t>Klasse Bankkonto mit privatem Saldo und privater Transaktionsliste. Menüpunkt 4 zeigt, dass ein Betrag von null, ein negativer Betrag und ein zu hoher Bezug abgewiesen werden und der Saldo dabei unverändert bleibt. Menüpunkt 3 führt vor, dass ein abgeholter Auszug nur eine Kopie ist. Menüpunkt 5 benennt das Geheimnis der Klasse Fahrzeug in Worten: der Kilometerstand kann über KilometerFahren nur wachsen, während ein öffentliches Feld jeden Wert angenommen hätte.</w:t>
             </w:r>
           </w:p>
         </w:tc>
@@ -1774,7 +1900,7 @@
         <w:br/>
       </w:r>
       <w:r>
-        <w:t>Am Konstruktor hat uns zuerst irritiert, dass er keinen Rückgabetyp hat, auch kein void. Richtig unangenehm wurde es, als nach dem ersten eigenen Konstruktor das parameterlose new nicht mehr ging und überall Compilerfehler auftauchten. Gelöst haben wir es, indem der lange Konstruktor den kurzen mit this aufruft, sodass die gemeinsamen Zuweisungen nur an einer Stelle stehen. Die zweite Hürde war unscheinbarer: Unsere Transaktionsliste war privat, trotzdem konnte man sie von aussen leeren, weil die Methode sie direkt herausgegeben hat. Erst als wir eine Kopie zurückgeben, ist die Kapselung wirklich dicht.</w:t>
+        <w:t>Am Konstruktor hat uns zuerst irritiert, dass er keinen Rückgabetyp hat, auch kein void. Unangenehm wurde es, als nach dem ersten eigenen Konstruktor das parameterlose new nicht mehr ging und überall Compilerfehler auftauchten. Gelöst haben wir es, indem der lange Konstruktor den kurzen mit this aufruft. Die zweite Hürde war unscheinbarer: Unsere Transaktionsliste war privat, trotzdem konnte man sie von aussen leeren, weil die Methode sie direkt herausgegeben hat. Erst mit einer Kopie ist die Kapselung dicht. Am meisten Zeit kostete aber etwas anderes: Beim Durchgehen fiel auf, dass unsere Konsolenausgabe Sätze schrieb, die niemand geprüft hatte. Wir haben sie so umgebaut, dass sie das Objekt fragt, statt etwas zu behaupten.</w:t>
       </w:r>
       <w:r>
         <w:br/>
@@ -1792,7 +1918,7 @@
         <w:br/>
       </w:r>
       <w:r>
-        <w:t>Felder gehören grundsätzlich nach privat, und der Zugriff läuft über eine geprüfte Schnittstelle. Eine Sammlung geben wir nie direkt nach aussen, sondern als Kopie. Und Verhalten gehört in die Klasse, zu den Daten, auf die es zugreift, statt ins Hauptprogramm. Damit wird aus der Datenablage aus G1 eine Klasse, die ihre eigene Konsistenz schützt.</w:t>
+        <w:t>Felder gehören nach privat, der Zugriff läuft über eine geprüfte Schnittstelle, und eine Sammlung geben wir nie direkt nach aussen, sondern als Kopie. Verhalten gehört in die Klasse, zu den Daten, auf die es zugreift. Dazu kommt eine Lehre, die nichts mit C# zu tun hat: Wir bauen nur noch, was wirklich gebraucht wird. Beim Aufräumen haben wir mehrere Methoden gefunden, die nirgends aufgerufen wurden. Solcher Code sieht harmlos aus, muss aber mitgelesen und mitgepflegt werden. Und ein Beleg für ein Lernziel muss genau das Ziel treffen, nicht nur ungefähr dazu passen.</w:t>
       </w:r>
       <w:r>
         <w:br/>
@@ -1810,7 +1936,7 @@
         <w:br/>
       </w:r>
       <w:r>
-        <w:t>Wir haben KI in diesem Thema deutlich stärker eingesetzt als in G1, sowohl zum Erklären als auch beim Schreiben des Codes. Geholfen hat sie vor allem beim Begriff Kapselung, weil sie ihn an die geprüften Setter aus G1 anknüpfen konnte, und beim Seiteneffekt in der Challenge. Der Haken daran: Code, der auf Anhieb läuft, ist noch nicht verstanden. Wir mussten die Klassen danach Zeile für Zeile durchgehen und uns gegenseitig erklären, bevor wir sagen konnten, dass wir es können. Dazu kommt die Lehre aus G1, dass Angaben zu Werkzeugen und Menüs selbst nachgeprüft werden müssen, weil sie schon einmal schlicht falsch waren.</w:t>
+        <w:t>Geholfen hat sie beim Begriff Kapselung, weil sie ihn an die geprüften Setter aus G1 anknüpfen konnte, beim Eingrenzen von Compilerfehlern und beim Aufspüren von Code, den niemand mehr benutzt. In die Irre geführt hat sie auf zwei Arten. Erstens liefert sie von sich aus mehr, als die Aufgabe verlangt. Wir haben am Ende etliche Methoden und Konstruktoren gestrichen, die zwar funktionierten, aber nie aufgerufen wurden. Zweitens darf man ihren Prüfungen nicht blind trauen: Ein Suchlauf, der ungenutzten Code finden sollte, zählte Methodennamen über alle Klassen hinweg und meldete deshalb fälschlich, alles sei in Gebrauch. Erst unser eigener Gegencheck pro Klasse hat die toten Stellen gefunden. Daraus nehmen wir mit, dass wir jede Antwort an unserem eigenen Code nachmessen, bevor wir sie übernehmen.</w:t>
       </w:r>
     </w:p>
     <w:p>

--- a/G2_Methoden_und_Kapselung/P1_G2_Themen-Planungsdokument_Luca_Kiril.docx
+++ b/G2_Methoden_und_Kapselung/P1_G2_Themen-Planungsdokument_Luca_Kiril.docx
@@ -1936,7 +1936,7 @@
         <w:br/>
       </w:r>
       <w:r>
-        <w:t>Geholfen hat sie beim Begriff Kapselung, weil sie ihn an die geprüften Setter aus G1 anknüpfen konnte, beim Eingrenzen von Compilerfehlern und beim Aufspüren von Code, den niemand mehr benutzt. In die Irre geführt hat sie auf zwei Arten. Erstens liefert sie von sich aus mehr, als die Aufgabe verlangt. Wir haben am Ende etliche Methoden und Konstruktoren gestrichen, die zwar funktionierten, aber nie aufgerufen wurden. Zweitens darf man ihren Prüfungen nicht blind trauen: Ein Suchlauf, der ungenutzten Code finden sollte, zählte Methodennamen über alle Klassen hinweg und meldete deshalb fälschlich, alles sei in Gebrauch. Erst unser eigener Gegencheck pro Klasse hat die toten Stellen gefunden. Daraus nehmen wir mit, dass wir jede Antwort an unserem eigenen Code nachmessen, bevor wir sie übernehmen.</w:t>
+        <w:t>Geholfen hat sie beim Begriff Kapselung, weil sie ihn an die geprüften Setter aus G1 anknüpfen konnte, beim Eingrenzen von Compilerfehlern und beim Aufspüren von Code, den niemand mehr benutzt. In die Irre geführt hat sie, als wir ihren Prüfungen zu schnell vertraut haben: Ein Suchlauf, der ungenutzten Code finden sollte, zählte Methodennamen über alle Klassen hinweg und meldete deshalb fälschlich, alles sei in Gebrauch. Erst unser eigener Gegencheck pro Klasse hat die toten Stellen gefunden. Daraus nehmen wir mit, dass wir jede Antwort an unserem eigenen Code nachmessen, bevor wir sie übernehmen.</w:t>
       </w:r>
     </w:p>
     <w:p>
